--- a/docs/downloads/03-what-the-data-says.docx
+++ b/docs/downloads/03-what-the-data-says.docx
@@ -2,7 +2,7 @@
 <file path=word/document.xml><?xml version="1.0" encoding="utf-8"?>
 <w:document xmlns:w="http://schemas.openxmlformats.org/wordprocessingml/2006/main" xmlns:m="http://schemas.openxmlformats.org/officeDocument/2006/math" xmlns:r="http://schemas.openxmlformats.org/officeDocument/2006/relationships" xmlns:o="urn:schemas-microsoft-com:office:office" xmlns:v="urn:schemas-microsoft-com:vml" xmlns:w10="urn:schemas-microsoft-com:office:word" xmlns:a="http://schemas.openxmlformats.org/drawingml/2006/main" xmlns:pic="http://schemas.openxmlformats.org/drawingml/2006/picture" xmlns:wp="http://schemas.openxmlformats.org/drawingml/2006/wordprocessingDrawing">
   <w:body>
-    <w:bookmarkStart w:id="49" w:name="what-the-data-says"/>
+    <w:bookmarkStart w:id="54" w:name="what-the-data-says"/>
     <w:p>
       <w:pPr>
         <w:pStyle w:val="Heading1"/>
@@ -88,7 +88,7 @@
               <a:graphicData uri="http://schemas.openxmlformats.org/drawingml/2006/picture">
                 <pic:pic>
                   <pic:nvPicPr>
-                    <pic:cNvPr descr="/tmp/tmpb7fcviaa/03-what-the-data-says-1.png" id="22" name="Picture"/>
+                    <pic:cNvPr descr="/tmp/tmpm33eht53/03-what-the-data-says-1.png" id="22" name="Picture"/>
                     <pic:cNvPicPr>
                       <a:picLocks noChangeArrowheads="1" noChangeAspect="1"/>
                     </pic:cNvPicPr>
@@ -168,13 +168,19 @@
           <w:bCs/>
           <w:b/>
         </w:rPr>
-        <w:t xml:space="preserve">If Halcyon only buys the routing tool:</w:t>
-      </w:r>
-      <w:r>
-        <w:t xml:space="preserve"> </w:t>
-      </w:r>
-      <w:r>
-        <w:t xml:space="preserve">at best about 79 in 100. It still misses the 94% benchmark.</w:t>
+        <w:t xml:space="preserve">Routing tool only:</w:t>
+      </w:r>
+      <w:r>
+        <w:t xml:space="preserve"> </w:t>
+      </w:r>
+      <w:r>
+        <w:t xml:space="preserve">at best about 80, even if it fixes everything routing can fix</w:t>
+      </w:r>
+      <w:r>
+        <w:t xml:space="preserve"> </w:t>
+      </w:r>
+      <w:r>
+        <w:t xml:space="preserve">(carrier choice and route deviation).</w:t>
       </w:r>
       <w:r>
         <w:t xml:space="preserve"> </w:t>
@@ -190,13 +196,19 @@
           <w:bCs/>
           <w:b/>
         </w:rPr>
-        <w:t xml:space="preserve">If Halcyon fixes the three process problems</w:t>
-      </w:r>
-      <w:r>
-        <w:t xml:space="preserve"> </w:t>
-      </w:r>
-      <w:r>
-        <w:t xml:space="preserve">(addresses, the same-day cutoff, stock placement): about 87.</w:t>
+        <w:t xml:space="preserve">Three process fixes:</w:t>
+      </w:r>
+      <w:r>
+        <w:t xml:space="preserve"> </w:t>
+      </w:r>
+      <w:r>
+        <w:t xml:space="preserve">about 87. These are address checks, the same-day cutoff and stock</w:t>
+      </w:r>
+      <w:r>
+        <w:t xml:space="preserve"> </w:t>
+      </w:r>
+      <w:r>
+        <w:t xml:space="preserve">placement.</w:t>
       </w:r>
       <w:r>
         <w:t xml:space="preserve"> </w:t>
@@ -212,25 +224,111 @@
           <w:bCs/>
           <w:b/>
         </w:rPr>
-        <w:t xml:space="preserve">If all five causes are fixed:</w:t>
-      </w:r>
-      <w:r>
-        <w:t xml:space="preserve"> </w:t>
-      </w:r>
-      <w:r>
-        <w:t xml:space="preserve">about 97, better than the industry benchmark.</w:t>
-      </w:r>
-      <w:r>
-        <w:t xml:space="preserve"> </w:t>
-      </w:r>
-      <w:r>
-        <w:t xml:space="preserve">- Put simply: the routing tool fixes about a third of the problem. Most of the lateness</w:t>
-      </w:r>
-      <w:r>
-        <w:t xml:space="preserve"> </w:t>
-      </w:r>
-      <w:r>
-        <w:t xml:space="preserve">starts before a truck ever leaves.</w:t>
+        <w:t xml:space="preserve">All five fixes, realistic case:</w:t>
+      </w:r>
+      <w:r>
+        <w:t xml:space="preserve"> </w:t>
+      </w:r>
+      <w:r>
+        <w:t xml:space="preserve">about</w:t>
+      </w:r>
+      <w:r>
+        <w:t xml:space="preserve"> </w:t>
+      </w:r>
+      <w:r>
+        <w:rPr>
+          <w:bCs/>
+          <w:b/>
+        </w:rPr>
+        <w:t xml:space="preserve">90</w:t>
+      </w:r>
+      <w:r>
+        <w:t xml:space="preserve">. This assumes each fix works most of the time,</w:t>
+      </w:r>
+      <w:r>
+        <w:t xml:space="preserve"> </w:t>
+      </w:r>
+      <w:r>
+        <w:t xml:space="preserve">not always (see the assumptions below).</w:t>
+      </w:r>
+      <w:r>
+        <w:t xml:space="preserve"> </w:t>
+      </w:r>
+      <w:r>
+        <w:t xml:space="preserve">-</w:t>
+      </w:r>
+      <w:r>
+        <w:t xml:space="preserve"> </w:t>
+      </w:r>
+      <w:r>
+        <w:rPr>
+          <w:bCs/>
+          <w:b/>
+        </w:rPr>
+        <w:t xml:space="preserve">Ceiling:</w:t>
+      </w:r>
+      <w:r>
+        <w:t xml:space="preserve"> </w:t>
+      </w:r>
+      <w:r>
+        <w:t xml:space="preserve">if every cause were removed completely, about</w:t>
+      </w:r>
+      <w:r>
+        <w:t xml:space="preserve"> </w:t>
+      </w:r>
+      <w:r>
+        <w:rPr>
+          <w:bCs/>
+          <w:b/>
+        </w:rPr>
+        <w:t xml:space="preserve">99</w:t>
+      </w:r>
+      <w:r>
+        <w:t xml:space="preserve">. That is the upper limit, not</w:t>
+      </w:r>
+      <w:r>
+        <w:t xml:space="preserve"> </w:t>
+      </w:r>
+      <w:r>
+        <w:t xml:space="preserve">a promise.</w:t>
+      </w:r>
+      <w:r>
+        <w:t xml:space="preserve"> </w:t>
+      </w:r>
+      <w:r>
+        <w:t xml:space="preserve">-</w:t>
+      </w:r>
+      <w:r>
+        <w:t xml:space="preserve"> </w:t>
+      </w:r>
+      <w:r>
+        <w:rPr>
+          <w:bCs/>
+          <w:b/>
+        </w:rPr>
+        <w:t xml:space="preserve">To pass the 94% benchmark,</w:t>
+      </w:r>
+      <w:r>
+        <w:t xml:space="preserve"> </w:t>
+      </w:r>
+      <w:r>
+        <w:t xml:space="preserve">each fix has to work about</w:t>
+      </w:r>
+      <w:r>
+        <w:t xml:space="preserve"> </w:t>
+      </w:r>
+      <w:r>
+        <w:rPr>
+          <w:bCs/>
+          <w:b/>
+        </w:rPr>
+        <w:t xml:space="preserve">84%</w:t>
+      </w:r>
+      <w:r>
+        <w:t xml:space="preserve"> </w:t>
+      </w:r>
+      <w:r>
+        <w:t xml:space="preserve">of the time.</w:t>
       </w:r>
     </w:p>
     <w:bookmarkEnd w:id="23"/>
@@ -250,14 +348,14 @@
       <w:r>
         <w:drawing>
           <wp:inline>
-            <wp:extent cx="5334000" cy="2921257"/>
+            <wp:extent cx="5334000" cy="2727613"/>
             <wp:effectExtent b="0" l="0" r="0" t="0"/>
             <wp:docPr descr="" title="" id="25" name="Picture"/>
             <a:graphic>
               <a:graphicData uri="http://schemas.openxmlformats.org/drawingml/2006/picture">
                 <pic:pic>
                   <pic:nvPicPr>
-                    <pic:cNvPr descr="/tmp/tmpb7fcviaa/03-what-the-data-says-2.png" id="26" name="Picture"/>
+                    <pic:cNvPr descr="/tmp/tmpm33eht53/03-what-the-data-says-2.png" id="26" name="Picture"/>
                     <pic:cNvPicPr>
                       <a:picLocks noChangeArrowheads="1" noChangeAspect="1"/>
                     </pic:cNvPicPr>
@@ -271,7 +369,7 @@
                   <pic:spPr bwMode="auto">
                     <a:xfrm>
                       <a:off x="0" y="0"/>
-                      <a:ext cx="5334000" cy="2921257"/>
+                      <a:ext cx="5334000" cy="2727613"/>
                     </a:xfrm>
                     <a:prstGeom prst="rect">
                       <a:avLst/>
@@ -305,18 +403,6 @@
         <w:t xml:space="preserve"> </w:t>
       </w:r>
       <w:r>
-        <w:t xml:space="preserve">- We split deliveries into two groups: those with none of the five problems, and those with at</w:t>
-      </w:r>
-      <w:r>
-        <w:t xml:space="preserve"> </w:t>
-      </w:r>
-      <w:r>
-        <w:t xml:space="preserve">least one.</w:t>
-      </w:r>
-      <w:r>
-        <w:t xml:space="preserve"> </w:t>
-      </w:r>
-      <w:r>
         <w:t xml:space="preserve">- Deliveries with none of the five problems are on time</w:t>
       </w:r>
       <w:r>
@@ -327,37 +413,47 @@
           <w:bCs/>
           <w:b/>
         </w:rPr>
-        <w:t xml:space="preserve">96.6%</w:t>
-      </w:r>
-      <w:r>
-        <w:t xml:space="preserve"> </w:t>
-      </w:r>
-      <w:r>
-        <w:t xml:space="preserve">of the time, already above</w:t>
-      </w:r>
-      <w:r>
-        <w:t xml:space="preserve"> </w:t>
-      </w:r>
-      <w:r>
-        <w:t xml:space="preserve">the 94% benchmark.</w:t>
-      </w:r>
-      <w:r>
-        <w:t xml:space="preserve"> </w:t>
-      </w:r>
-      <w:r>
-        <w:t xml:space="preserve">- Halcyon’s normal operation works well; these five problems pull it down.</w:t>
-      </w:r>
-      <w:r>
-        <w:t xml:space="preserve"> </w:t>
-      </w:r>
-      <w:r>
-        <w:t xml:space="preserve">- Only 821 of the 14,019 late deliveries have none of the five problems. We explain about 94% of</w:t>
-      </w:r>
-      <w:r>
-        <w:t xml:space="preserve"> </w:t>
-      </w:r>
-      <w:r>
-        <w:t xml:space="preserve">late deliveries.</w:t>
+        <w:t xml:space="preserve">99%</w:t>
+      </w:r>
+      <w:r>
+        <w:t xml:space="preserve"> </w:t>
+      </w:r>
+      <w:r>
+        <w:t xml:space="preserve">of the time. Halcyon’s normal</w:t>
+      </w:r>
+      <w:r>
+        <w:t xml:space="preserve"> </w:t>
+      </w:r>
+      <w:r>
+        <w:t xml:space="preserve">operation works; these five problems pull it down.</w:t>
+      </w:r>
+      <w:r>
+        <w:t xml:space="preserve"> </w:t>
+      </w:r>
+      <w:r>
+        <w:t xml:space="preserve">- The five causes explain</w:t>
+      </w:r>
+      <w:r>
+        <w:t xml:space="preserve"> </w:t>
+      </w:r>
+      <w:r>
+        <w:rPr>
+          <w:bCs/>
+          <w:b/>
+        </w:rPr>
+        <w:t xml:space="preserve">28.0 of the 29.0 on-time points</w:t>
+      </w:r>
+      <w:r>
+        <w:t xml:space="preserve"> </w:t>
+      </w:r>
+      <w:r>
+        <w:t xml:space="preserve">lost today. The last point is</w:t>
+      </w:r>
+      <w:r>
+        <w:t xml:space="preserve"> </w:t>
+      </w:r>
+      <w:r>
+        <w:t xml:space="preserve">ordinary noise: even problem-free deliveries are occasionally late.</w:t>
       </w:r>
     </w:p>
     <w:bookmarkEnd w:id="27"/>
@@ -384,7 +480,7 @@
               <a:graphicData uri="http://schemas.openxmlformats.org/drawingml/2006/picture">
                 <pic:pic>
                   <pic:nvPicPr>
-                    <pic:cNvPr descr="/tmp/tmpb7fcviaa/03-what-the-data-says-3.png" id="30" name="Picture"/>
+                    <pic:cNvPr descr="/tmp/tmpm33eht53/03-what-the-data-says-3.png" id="30" name="Picture"/>
                     <pic:cNvPicPr>
                       <a:picLocks noChangeArrowheads="1" noChangeAspect="1"/>
                     </pic:cNvPicPr>
@@ -432,7 +528,7 @@
         <w:t xml:space="preserve"> </w:t>
       </w:r>
       <w:r>
-        <w:t xml:space="preserve">how many on-time points each cause costs. The five add up from 71% to 96.6%.</w:t>
+        <w:t xml:space="preserve">how many on-time points each cause costs.</w:t>
       </w:r>
       <w:r>
         <w:t xml:space="preserve"> </w:t>
@@ -450,7 +546,13 @@
         <w:t xml:space="preserve"> </w:t>
       </w:r>
       <w:r>
-        <w:t xml:space="preserve">means that when one delivery has two problems, the blame is split between them.</w:t>
+        <w:t xml:space="preserve">means that when one</w:t>
+      </w:r>
+      <w:r>
+        <w:t xml:space="preserve"> </w:t>
+      </w:r>
+      <w:r>
+        <w:t xml:space="preserve">delivery has two problems, the blame is split between them, so nothing is counted twice.</w:t>
       </w:r>
     </w:p>
     <w:tbl>
@@ -570,61 +672,73 @@
                 <w:bCs/>
                 <w:b/>
               </w:rPr>
-              <w:t xml:space="preserve">Incomplete address</w:t>
+              <w:t xml:space="preserve">Weak carrier on a lane</w:t>
+            </w:r>
+            <w:r>
+              <w:t xml:space="preserve">: Carrier D in every region, E to the West, F to the Northeast and Southeast</w:t>
+            </w:r>
+          </w:p>
+        </w:tc>
+        <w:tc>
+          <w:tcPr/>
+          <w:p>
+            <w:pPr>
+              <w:pStyle w:val="Compact"/>
+              <w:jc w:val="left"/>
+            </w:pPr>
+            <w:r>
+              <w:t xml:space="preserve">12,624 (26%)</w:t>
+            </w:r>
+          </w:p>
+        </w:tc>
+        <w:tc>
+          <w:tcPr/>
+          <w:p>
+            <w:pPr>
+              <w:pStyle w:val="Compact"/>
+              <w:jc w:val="left"/>
+            </w:pPr>
+            <w:r>
+              <w:t xml:space="preserve">59%</w:t>
+            </w:r>
+          </w:p>
+        </w:tc>
+        <w:tc>
+          <w:tcPr/>
+          <w:p>
+            <w:pPr>
+              <w:pStyle w:val="Compact"/>
+              <w:jc w:val="left"/>
+            </w:pPr>
+            <w:r>
+              <w:t xml:space="preserve">Carrier F, the</w:t>
             </w:r>
             <w:r>
               <w:t xml:space="preserve"> </w:t>
             </w:r>
             <w:r>
-              <w:t xml:space="preserve">when the order arrives</w:t>
-            </w:r>
-          </w:p>
-        </w:tc>
-        <w:tc>
-          <w:tcPr/>
-          <w:p>
-            <w:pPr>
-              <w:pStyle w:val="Compact"/>
-              <w:jc w:val="left"/>
-            </w:pPr>
-            <w:r>
-              <w:t xml:space="preserve">5,994 (12%)</w:t>
-            </w:r>
-          </w:p>
-        </w:tc>
-        <w:tc>
-          <w:tcPr/>
-          <w:p>
-            <w:pPr>
-              <w:pStyle w:val="Compact"/>
-              <w:jc w:val="left"/>
-            </w:pPr>
-            <w:r>
-              <w:t xml:space="preserve">35%</w:t>
-            </w:r>
-          </w:p>
-        </w:tc>
-        <w:tc>
-          <w:tcPr/>
-          <w:p>
-            <w:pPr>
-              <w:pStyle w:val="Compact"/>
-              <w:jc w:val="left"/>
-            </w:pPr>
-            <w:r>
-              <w:t xml:space="preserve">28% of email orders have an incomplete address, against 5% of EDI/API orders. Staff typing emails miss fields</w:t>
-            </w:r>
-          </w:p>
-        </w:tc>
-        <w:tc>
-          <w:tcPr/>
-          <w:p>
-            <w:pPr>
-              <w:pStyle w:val="Compact"/>
-              <w:jc w:val="left"/>
-            </w:pPr>
-            <w:r>
-              <w:t xml:space="preserve">No</w:t>
+              <w:t xml:space="preserve">“</w:t>
+            </w:r>
+            <w:r>
+              <w:t xml:space="preserve">preferred supplier</w:t>
+            </w:r>
+            <w:r>
+              <w:t xml:space="preserve">”</w:t>
+            </w:r>
+            <w:r>
+              <w:t xml:space="preserve">, is 54% on time to the Southeast. A, B and C are about 99% when nothing else is wrong</w:t>
+            </w:r>
+          </w:p>
+        </w:tc>
+        <w:tc>
+          <w:tcPr/>
+          <w:p>
+            <w:pPr>
+              <w:pStyle w:val="Compact"/>
+              <w:jc w:val="left"/>
+            </w:pPr>
+            <w:r>
+              <w:t xml:space="preserve">Partly: carrier selection, which needs no new software</w:t>
             </w:r>
           </w:p>
         </w:tc>
@@ -654,73 +768,61 @@
                 <w:bCs/>
                 <w:b/>
               </w:rPr>
-              <w:t xml:space="preserve">Weak carrier on a lane</w:t>
-            </w:r>
-            <w:r>
-              <w:t xml:space="preserve">: a carrier that is bad in one region</w:t>
-            </w:r>
-          </w:p>
-        </w:tc>
-        <w:tc>
-          <w:tcPr/>
-          <w:p>
-            <w:pPr>
-              <w:pStyle w:val="Compact"/>
-              <w:jc w:val="left"/>
-            </w:pPr>
-            <w:r>
-              <w:t xml:space="preserve">7,895 (16%)</w:t>
-            </w:r>
-          </w:p>
-        </w:tc>
-        <w:tc>
-          <w:tcPr/>
-          <w:p>
-            <w:pPr>
-              <w:pStyle w:val="Compact"/>
-              <w:jc w:val="left"/>
-            </w:pPr>
-            <w:r>
-              <w:t xml:space="preserve">54%</w:t>
-            </w:r>
-          </w:p>
-        </w:tc>
-        <w:tc>
-          <w:tcPr/>
-          <w:p>
-            <w:pPr>
-              <w:pStyle w:val="Compact"/>
-              <w:jc w:val="left"/>
-            </w:pPr>
-            <w:r>
-              <w:t xml:space="preserve">Carrier F, the</w:t>
+              <w:t xml:space="preserve">Incomplete address</w:t>
             </w:r>
             <w:r>
               <w:t xml:space="preserve"> </w:t>
             </w:r>
             <w:r>
-              <w:t xml:space="preserve">“</w:t>
-            </w:r>
-            <w:r>
-              <w:t xml:space="preserve">preferred supplier</w:t>
-            </w:r>
-            <w:r>
-              <w:t xml:space="preserve">”</w:t>
-            </w:r>
-            <w:r>
-              <w:t xml:space="preserve">, is 53% on time to the Southeast while Carriers A, B and C are 74–76%</w:t>
-            </w:r>
-          </w:p>
-        </w:tc>
-        <w:tc>
-          <w:tcPr/>
-          <w:p>
-            <w:pPr>
-              <w:pStyle w:val="Compact"/>
-              <w:jc w:val="left"/>
-            </w:pPr>
-            <w:r>
-              <w:t xml:space="preserve">Partly (carrier selection)</w:t>
+              <w:t xml:space="preserve">when the order arrives</w:t>
+            </w:r>
+          </w:p>
+        </w:tc>
+        <w:tc>
+          <w:tcPr/>
+          <w:p>
+            <w:pPr>
+              <w:pStyle w:val="Compact"/>
+              <w:jc w:val="left"/>
+            </w:pPr>
+            <w:r>
+              <w:t xml:space="preserve">5,994 (12%)</w:t>
+            </w:r>
+          </w:p>
+        </w:tc>
+        <w:tc>
+          <w:tcPr/>
+          <w:p>
+            <w:pPr>
+              <w:pStyle w:val="Compact"/>
+              <w:jc w:val="left"/>
+            </w:pPr>
+            <w:r>
+              <w:t xml:space="preserve">35%</w:t>
+            </w:r>
+          </w:p>
+        </w:tc>
+        <w:tc>
+          <w:tcPr/>
+          <w:p>
+            <w:pPr>
+              <w:pStyle w:val="Compact"/>
+              <w:jc w:val="left"/>
+            </w:pPr>
+            <w:r>
+              <w:t xml:space="preserve">28% of email orders have an incomplete address, against 5% of EDI/API orders</w:t>
+            </w:r>
+          </w:p>
+        </w:tc>
+        <w:tc>
+          <w:tcPr/>
+          <w:p>
+            <w:pPr>
+              <w:pStyle w:val="Compact"/>
+              <w:jc w:val="left"/>
+            </w:pPr>
+            <w:r>
+              <w:t xml:space="preserve">No</w:t>
             </w:r>
           </w:p>
         </w:tc>
@@ -753,7 +855,7 @@
               <w:t xml:space="preserve">Same-day order after 08:00</w:t>
             </w:r>
             <w:r>
-              <w:t xml:space="preserve">: the pick list is already printed</w:t>
+              <w:t xml:space="preserve">, when the pick list is already printed</w:t>
             </w:r>
           </w:p>
         </w:tc>
@@ -977,13 +1079,13 @@
       </w:tr>
     </w:tbl>
     <w:bookmarkEnd w:id="31"/>
-    <w:bookmarkStart w:id="35" w:name="Xa5a8e507ad270e9d3d8a5a14a5e389a330e4b25"/>
+    <w:bookmarkStart w:id="35" w:name="X8e9d05f92d1d933dfd282c6d2a3697ee20ca6d0"/>
     <w:p>
       <w:pPr>
         <w:pStyle w:val="Heading2"/>
       </w:pPr>
       <w:r>
-        <w:t xml:space="preserve">Carriers: the problem is the region, not the company</w:t>
+        <w:t xml:space="preserve">Carriers: Carrier D is weak everywhere; E and F on certain lanes</w:t>
       </w:r>
     </w:p>
     <w:p>
@@ -993,14 +1095,14 @@
       <w:r>
         <w:drawing>
           <wp:inline>
-            <wp:extent cx="5334000" cy="5334000"/>
+            <wp:extent cx="5334000" cy="4108525"/>
             <wp:effectExtent b="0" l="0" r="0" t="0"/>
             <wp:docPr descr="" title="" id="33" name="Picture"/>
             <a:graphic>
               <a:graphicData uri="http://schemas.openxmlformats.org/drawingml/2006/picture">
                 <pic:pic>
                   <pic:nvPicPr>
-                    <pic:cNvPr descr="/tmp/tmpb7fcviaa/03-what-the-data-says-4.png" id="34" name="Picture"/>
+                    <pic:cNvPr descr="/tmp/tmpm33eht53/03-what-the-data-says-4.png" id="34" name="Picture"/>
                     <pic:cNvPicPr>
                       <a:picLocks noChangeArrowheads="1" noChangeAspect="1"/>
                     </pic:cNvPicPr>
@@ -1014,7 +1116,7 @@
                   <pic:spPr bwMode="auto">
                     <a:xfrm>
                       <a:off x="0" y="0"/>
-                      <a:ext cx="5334000" cy="5334000"/>
+                      <a:ext cx="5334000" cy="4108525"/>
                     </a:xfrm>
                     <a:prstGeom prst="rect">
                       <a:avLst/>
@@ -1048,7 +1150,7 @@
         <w:t xml:space="preserve"> </w:t>
       </w:r>
       <w:r>
-        <w:t xml:space="preserve">- No carrier is bad everywhere. Each weak carrier is bad in</w:t>
+        <w:t xml:space="preserve">- We compared carriers only on deliveries with</w:t>
       </w:r>
       <w:r>
         <w:t xml:space="preserve"> </w:t>
@@ -1058,22 +1160,28 @@
           <w:bCs/>
           <w:b/>
         </w:rPr>
-        <w:t xml:space="preserve">one or two regions</w:t>
-      </w:r>
-      <w:r>
-        <w:t xml:space="preserve">.</w:t>
-      </w:r>
-      <w:r>
-        <w:t xml:space="preserve"> </w:t>
-      </w:r>
-      <w:r>
-        <w:t xml:space="preserve">- Carrier F is fine to the Midwest (75%) but poor to the Southeast (53%).</w:t>
-      </w:r>
-      <w:r>
-        <w:t xml:space="preserve"> </w:t>
-      </w:r>
-      <w:r>
-        <w:t xml:space="preserve">- The fix is simple:</w:t>
+        <w:t xml:space="preserve">none of the other four problems</w:t>
+      </w:r>
+      <w:r>
+        <w:t xml:space="preserve">, so the</w:t>
+      </w:r>
+      <w:r>
+        <w:t xml:space="preserve"> </w:t>
+      </w:r>
+      <w:r>
+        <w:t xml:space="preserve">comparison is fair.</w:t>
+      </w:r>
+      <w:r>
+        <w:t xml:space="preserve"> </w:t>
+      </w:r>
+      <w:r>
+        <w:t xml:space="preserve">- Most carrier–region pairs are about 99% on time.</w:t>
+      </w:r>
+      <w:r>
+        <w:t xml:space="preserve"> </w:t>
+      </w:r>
+      <w:r>
+        <w:t xml:space="preserve">-</w:t>
       </w:r>
       <w:r>
         <w:t xml:space="preserve"> </w:t>
@@ -1083,38 +1191,118 @@
           <w:bCs/>
           <w:b/>
         </w:rPr>
-        <w:t xml:space="preserve">do not send Carrier F to the Southeast; use Carrier A or B there</w:t>
-      </w:r>
-      <w:r>
-        <w:t xml:space="preserve">.</w:t>
-      </w:r>
-      <w:r>
-        <w:t xml:space="preserve"> </w:t>
-      </w:r>
-      <w:r>
-        <w:t xml:space="preserve">- Weak lanes are cheaper (about $13.04 vs $15.70 per shipment), which is why the spreadsheet</w:t>
-      </w:r>
-      <w:r>
-        <w:t xml:space="preserve"> </w:t>
-      </w:r>
-      <w:r>
-        <w:t xml:space="preserve">picks them. Saving about $2.66 per shipment costs penalties and redeliveries far larger than</w:t>
-      </w:r>
-      <w:r>
-        <w:t xml:space="preserve"> </w:t>
-      </w:r>
-      <w:r>
-        <w:t xml:space="preserve">that saving.</w:t>
+        <w:t xml:space="preserve">Carrier D is weak in every region:</w:t>
+      </w:r>
+      <w:r>
+        <w:t xml:space="preserve"> </w:t>
+      </w:r>
+      <w:r>
+        <w:t xml:space="preserve">very weak in the Midwest and Southeast, and still about</w:t>
+      </w:r>
+      <w:r>
+        <w:t xml:space="preserve"> </w:t>
+      </w:r>
+      <w:r>
+        <w:t xml:space="preserve">20 points behind in the Northeast and West.</w:t>
+      </w:r>
+      <w:r>
+        <w:t xml:space="preserve"> </w:t>
+      </w:r>
+      <w:r>
+        <w:t xml:space="preserve">- Carrier E is weak only to the West.</w:t>
+      </w:r>
+      <w:r>
+        <w:t xml:space="preserve"> </w:t>
+      </w:r>
+      <w:r>
+        <w:t xml:space="preserve">- Carrier F, the</w:t>
+      </w:r>
+      <w:r>
+        <w:t xml:space="preserve"> </w:t>
+      </w:r>
+      <w:r>
+        <w:t xml:space="preserve">“</w:t>
+      </w:r>
+      <w:r>
+        <w:t xml:space="preserve">preferred supplier</w:t>
+      </w:r>
+      <w:r>
+        <w:t xml:space="preserve">”</w:t>
+      </w:r>
+      <w:r>
+        <w:t xml:space="preserve">, is weak to the Northeast and Southeast.</w:t>
+      </w:r>
+      <w:r>
+        <w:t xml:space="preserve"> </w:t>
+      </w:r>
+      <w:r>
+        <w:t xml:space="preserve">- The fix is simple: send those shipments with a strong carrier in that region.</w:t>
+      </w:r>
+      <w:r>
+        <w:t xml:space="preserve"> </w:t>
+      </w:r>
+      <w:r>
+        <w:t xml:space="preserve">-</w:t>
+      </w:r>
+      <w:r>
+        <w:t xml:space="preserve"> </w:t>
+      </w:r>
+      <w:r>
+        <w:rPr>
+          <w:bCs/>
+          <w:b/>
+        </w:rPr>
+        <w:t xml:space="preserve">This needs no new software.</w:t>
+      </w:r>
+      <w:r>
+        <w:t xml:space="preserve"> </w:t>
+      </w:r>
+      <w:r>
+        <w:t xml:space="preserve">It is a change to the carrier preference spreadsheet.</w:t>
+      </w:r>
+      <w:r>
+        <w:t xml:space="preserve"> </w:t>
+      </w:r>
+      <w:r>
+        <w:t xml:space="preserve">- Switching costs a little more, about</w:t>
+      </w:r>
+      <w:r>
+        <w:t xml:space="preserve"> </w:t>
+      </w:r>
+      <w:r>
+        <w:rPr>
+          <w:bCs/>
+          <w:b/>
+        </w:rPr>
+        <w:t xml:space="preserve">$84K a year</w:t>
+      </w:r>
+      <w:r>
+        <w:t xml:space="preserve"> </w:t>
+      </w:r>
+      <w:r>
+        <w:t xml:space="preserve">in higher rates on these lanes, because</w:t>
+      </w:r>
+      <w:r>
+        <w:t xml:space="preserve"> </w:t>
+      </w:r>
+      <w:r>
+        <w:t xml:space="preserve">the weak lanes are the cheap ones. That is far less than the penalties and redeliveries they</w:t>
+      </w:r>
+      <w:r>
+        <w:t xml:space="preserve"> </w:t>
+      </w:r>
+      <w:r>
+        <w:t xml:space="preserve">cause.</w:t>
       </w:r>
     </w:p>
     <w:bookmarkEnd w:id="35"/>
-    <w:bookmarkStart w:id="39" w:name="the-same-day-cutoff"/>
+    <w:bookmarkStart w:id="39" w:name="did-we-just-fit-the-data-a-fair-test"/>
     <w:p>
       <w:pPr>
         <w:pStyle w:val="Heading2"/>
       </w:pPr>
       <w:r>
-        <w:t xml:space="preserve">The same-day cutoff</w:t>
+        <w:t xml:space="preserve">Did we just fit the data? A fair test</w:t>
       </w:r>
     </w:p>
     <w:p>
@@ -1124,20 +1312,152 @@
       <w:r>
         <w:drawing>
           <wp:inline>
-            <wp:extent cx="5334000" cy="3810000"/>
+            <wp:extent cx="5334000" cy="1008643"/>
             <wp:effectExtent b="0" l="0" r="0" t="0"/>
             <wp:docPr descr="" title="" id="37" name="Picture"/>
             <a:graphic>
               <a:graphicData uri="http://schemas.openxmlformats.org/drawingml/2006/picture">
                 <pic:pic>
                   <pic:nvPicPr>
-                    <pic:cNvPr descr="/tmp/tmpb7fcviaa/03-what-the-data-says-5.png" id="38" name="Picture"/>
+                    <pic:cNvPr descr="/tmp/tmpm33eht53/03-what-the-data-says-5.png" id="38" name="Picture"/>
                     <pic:cNvPicPr>
                       <a:picLocks noChangeArrowheads="1" noChangeAspect="1"/>
                     </pic:cNvPicPr>
                   </pic:nvPicPr>
                   <pic:blipFill>
                     <a:blip r:embed="rId36"/>
+                    <a:stretch>
+                      <a:fillRect/>
+                    </a:stretch>
+                  </pic:blipFill>
+                  <pic:spPr bwMode="auto">
+                    <a:xfrm>
+                      <a:off x="0" y="0"/>
+                      <a:ext cx="5334000" cy="1008643"/>
+                    </a:xfrm>
+                    <a:prstGeom prst="rect">
+                      <a:avLst/>
+                    </a:prstGeom>
+                    <a:noFill/>
+                    <a:ln w="9525">
+                      <a:noFill/>
+                      <a:headEnd/>
+                      <a:tailEnd/>
+                    </a:ln>
+                  </pic:spPr>
+                </pic:pic>
+              </a:graphicData>
+            </a:graphic>
+          </wp:inline>
+        </w:drawing>
+      </w:r>
+    </w:p>
+    <w:p>
+      <w:pPr>
+        <w:pStyle w:val="BodyText"/>
+      </w:pPr>
+      <w:r>
+        <w:rPr>
+          <w:bCs/>
+          <w:b/>
+        </w:rPr>
+        <w:t xml:space="preserve">What this shows</w:t>
+      </w:r>
+      <w:r>
+        <w:t xml:space="preserve"> </w:t>
+      </w:r>
+      <w:r>
+        <w:t xml:space="preserve">- A fair worry: did we choose the weak lanes by looking at the answers?</w:t>
+      </w:r>
+      <w:r>
+        <w:t xml:space="preserve"> </w:t>
+      </w:r>
+      <w:r>
+        <w:t xml:space="preserve">- So we chose them using only the first three months, with a fixed rule, and tested them on the</w:t>
+      </w:r>
+      <w:r>
+        <w:t xml:space="preserve"> </w:t>
+      </w:r>
+      <w:r>
+        <w:t xml:space="preserve">last three months.</w:t>
+      </w:r>
+      <w:r>
+        <w:t xml:space="preserve"> </w:t>
+      </w:r>
+      <w:r>
+        <w:t xml:space="preserve">- The same seven lanes came out, and they stayed weak on the months the rule never saw.</w:t>
+      </w:r>
+      <w:r>
+        <w:t xml:space="preserve"> </w:t>
+      </w:r>
+      <w:r>
+        <w:t xml:space="preserve">- The causes are stable over time, not a coincidence.</w:t>
+      </w:r>
+      <w:r>
+        <w:t xml:space="preserve"> </w:t>
+      </w:r>
+      <w:r>
+        <w:t xml:space="preserve">- See</w:t>
+      </w:r>
+      <w:r>
+        <w:t xml:space="preserve"> </w:t>
+      </w:r>
+      <w:r>
+        <w:rPr>
+          <w:rStyle w:val="VerbatimChar"/>
+        </w:rPr>
+        <w:t xml:space="preserve">holdout_check</w:t>
+      </w:r>
+      <w:r>
+        <w:t xml:space="preserve"> </w:t>
+      </w:r>
+      <w:r>
+        <w:t xml:space="preserve">in</w:t>
+      </w:r>
+      <w:r>
+        <w:t xml:space="preserve"> </w:t>
+      </w:r>
+      <w:r>
+        <w:rPr>
+          <w:rStyle w:val="VerbatimChar"/>
+        </w:rPr>
+        <w:t xml:space="preserve">findings.json</w:t>
+      </w:r>
+      <w:r>
+        <w:t xml:space="preserve">.</w:t>
+      </w:r>
+    </w:p>
+    <w:bookmarkEnd w:id="39"/>
+    <w:bookmarkStart w:id="43" w:name="the-same-day-cutoff"/>
+    <w:p>
+      <w:pPr>
+        <w:pStyle w:val="Heading2"/>
+      </w:pPr>
+      <w:r>
+        <w:t xml:space="preserve">The same-day cutoff</w:t>
+      </w:r>
+    </w:p>
+    <w:p>
+      <w:pPr>
+        <w:pStyle w:val="FirstParagraph"/>
+      </w:pPr>
+      <w:r>
+        <w:drawing>
+          <wp:inline>
+            <wp:extent cx="5334000" cy="3810000"/>
+            <wp:effectExtent b="0" l="0" r="0" t="0"/>
+            <wp:docPr descr="" title="" id="41" name="Picture"/>
+            <a:graphic>
+              <a:graphicData uri="http://schemas.openxmlformats.org/drawingml/2006/picture">
+                <pic:pic>
+                  <pic:nvPicPr>
+                    <pic:cNvPr descr="/tmp/tmpm33eht53/03-what-the-data-says-6.png" id="42" name="Picture"/>
+                    <pic:cNvPicPr>
+                      <a:picLocks noChangeArrowheads="1" noChangeAspect="1"/>
+                    </pic:cNvPicPr>
+                  </pic:nvPicPr>
+                  <pic:blipFill>
+                    <a:blip r:embed="rId40"/>
                     <a:stretch>
                       <a:fillRect/>
                     </a:stretch>
@@ -1201,19 +1521,7 @@
         <w:t xml:space="preserve"> </w:t>
       </w:r>
       <w:r>
-        <w:t xml:space="preserve">- From 08:00 on, they fall off a cliff to about 39%.</w:t>
-      </w:r>
-      <w:r>
-        <w:t xml:space="preserve"> </w:t>
-      </w:r>
-      <w:r>
-        <w:t xml:space="preserve">- The reason: the pick list is printed at 08:00, so a same-day order at 08:30 waits for</w:t>
-      </w:r>
-      <w:r>
-        <w:t xml:space="preserve"> </w:t>
-      </w:r>
-      <w:r>
-        <w:t xml:space="preserve">tomorrow’s list but is still promised for today.</w:t>
+        <w:t xml:space="preserve">- From 08:00 on, they fall to about 39%, because the pick list has already been printed.</w:t>
       </w:r>
       <w:r>
         <w:t xml:space="preserve"> </w:t>
@@ -1252,8 +1560,8 @@
         <w:t xml:space="preserve">2. add a second pick wave (for example at 11:00).</w:t>
       </w:r>
     </w:p>
-    <w:bookmarkEnd w:id="39"/>
-    <w:bookmarkStart w:id="43" w:name="money-and-people"/>
+    <w:bookmarkEnd w:id="43"/>
+    <w:bookmarkStart w:id="47" w:name="money-and-people"/>
     <w:p>
       <w:pPr>
         <w:pStyle w:val="Heading2"/>
@@ -1271,18 +1579,18 @@
           <wp:inline>
             <wp:extent cx="5334000" cy="3573325"/>
             <wp:effectExtent b="0" l="0" r="0" t="0"/>
-            <wp:docPr descr="" title="" id="41" name="Picture"/>
+            <wp:docPr descr="" title="" id="45" name="Picture"/>
             <a:graphic>
               <a:graphicData uri="http://schemas.openxmlformats.org/drawingml/2006/picture">
                 <pic:pic>
                   <pic:nvPicPr>
-                    <pic:cNvPr descr="/tmp/tmpb7fcviaa/03-what-the-data-says-6.png" id="42" name="Picture"/>
+                    <pic:cNvPr descr="/tmp/tmpm33eht53/03-what-the-data-says-7.png" id="46" name="Picture"/>
                     <pic:cNvPicPr>
                       <a:picLocks noChangeArrowheads="1" noChangeAspect="1"/>
                     </pic:cNvPicPr>
                   </pic:nvPicPr>
                   <pic:blipFill>
-                    <a:blip r:embed="rId40"/>
+                    <a:blip r:embed="rId44"/>
                     <a:stretch>
                       <a:fillRect/>
                     </a:stretch>
@@ -1324,6 +1632,24 @@
         <w:t xml:space="preserve"> </w:t>
       </w:r>
       <w:r>
+        <w:t xml:space="preserve">- Late deliveries cost about $1.74M a year in penalties.</w:t>
+      </w:r>
+      <w:r>
+        <w:t xml:space="preserve"> </w:t>
+      </w:r>
+      <w:r>
+        <w:t xml:space="preserve">- Redeliveries may cost about $0.95M more. We are checking this with the client: every late</w:t>
+      </w:r>
+      <w:r>
+        <w:t xml:space="preserve"> </w:t>
+      </w:r>
+      <w:r>
+        <w:t xml:space="preserve">delivery shows exactly $34, which may be a recording rule.</w:t>
+      </w:r>
+      <w:r>
+        <w:t xml:space="preserve"> </w:t>
+      </w:r>
+      <w:r>
         <w:t xml:space="preserve">-</w:t>
       </w:r>
       <w:r>
@@ -1334,25 +1660,19 @@
           <w:bCs/>
           <w:b/>
         </w:rPr>
-        <w:t xml:space="preserve">Late deliveries cost about $2.7M a year</w:t>
-      </w:r>
-      <w:r>
-        <w:t xml:space="preserve"> </w:t>
-      </w:r>
-      <w:r>
-        <w:t xml:space="preserve">in penalties and redeliveries. The routing tool</w:t>
-      </w:r>
-      <w:r>
-        <w:t xml:space="preserve"> </w:t>
-      </w:r>
-      <w:r>
-        <w:t xml:space="preserve">costs $680K.</w:t>
-      </w:r>
-      <w:r>
-        <w:t xml:space="preserve"> </w:t>
-      </w:r>
-      <w:r>
-        <w:t xml:space="preserve">-</w:t>
+        <w:t xml:space="preserve">Why the 9 clients are leaving:</w:t>
+      </w:r>
+      <w:r>
+        <w:t xml:space="preserve"> </w:t>
+      </w:r>
+      <w:r>
+        <w:t xml:space="preserve">their deliveries are no later than anyone else’s (70.7% vs</w:t>
+      </w:r>
+      <w:r>
+        <w:t xml:space="preserve"> </w:t>
+      </w:r>
+      <w:r>
+        <w:t xml:space="preserve">71.1% on time). What sets them apart is</w:t>
       </w:r>
       <w:r>
         <w:t xml:space="preserve"> </w:t>
@@ -1362,41 +1682,574 @@
           <w:bCs/>
           <w:b/>
         </w:rPr>
-        <w:t xml:space="preserve">Customer success is stuck firefighting.</w:t>
-      </w:r>
-      <w:r>
-        <w:t xml:space="preserve"> </w:t>
-      </w:r>
-      <w:r>
-        <w:t xml:space="preserve">In the study week, 18 people spent 461 of 720</w:t>
-      </w:r>
-      <w:r>
-        <w:t xml:space="preserve"> </w:t>
-      </w:r>
-      <w:r>
-        <w:t xml:space="preserve">hours on complaints.</w:t>
-      </w:r>
-      <w:r>
-        <w:t xml:space="preserve"> </w:t>
-      </w:r>
-      <w:r>
-        <w:t xml:space="preserve">-</w:t>
-      </w:r>
-      <w:r>
-        <w:t xml:space="preserve"> </w:t>
-      </w:r>
+        <w:t xml:space="preserve">complaints</w:t>
+      </w:r>
+      <w:r>
+        <w:t xml:space="preserve">: 24 of the 34 come from them, and many</w:t>
+      </w:r>
+      <w:r>
+        <w:t xml:space="preserve"> </w:t>
+      </w:r>
+      <w:r>
+        <w:t xml:space="preserve">say</w:t>
+      </w:r>
+      <w:r>
+        <w:t xml:space="preserve"> </w:t>
+      </w:r>
+      <w:r>
+        <w:t xml:space="preserve">“</w:t>
+      </w:r>
+      <w:r>
+        <w:t xml:space="preserve">nobody told us it would be late</w:t>
+      </w:r>
+      <w:r>
+        <w:t xml:space="preserve">”</w:t>
+      </w:r>
+      <w:r>
+        <w:t xml:space="preserve">.</w:t>
+      </w:r>
+      <w:r>
+        <w:t xml:space="preserve"> </w:t>
+      </w:r>
+      <w:r>
+        <w:t xml:space="preserve">- Telling clients early (our Delay Alert agent) is the fastest way to keep them, even before</w:t>
+      </w:r>
+      <w:r>
+        <w:t xml:space="preserve"> </w:t>
+      </w:r>
+      <w:r>
+        <w:t xml:space="preserve">on-time delivery improves.</w:t>
+      </w:r>
+    </w:p>
+    <w:bookmarkEnd w:id="47"/>
+    <w:bookmarkStart w:id="48" w:name="X36a527ea8fc4464e743db939349f494a9033af7"/>
+    <w:p>
+      <w:pPr>
+        <w:pStyle w:val="Heading2"/>
+      </w:pPr>
+      <w:r>
+        <w:t xml:space="preserve">The business case: what each option buys (per year)</w:t>
+      </w:r>
+    </w:p>
+    <w:tbl>
+      <w:tblPr>
+        <w:tblStyle w:val="Table"/>
+        <w:tblW w:type="pct" w:w="5000"/>
+        <w:tblLook w:firstRow="1" w:lastRow="0" w:firstColumn="0" w:lastColumn="0" w:noHBand="0" w:noVBand="0" w:val="0020"/>
+        <w:jc w:val="start"/>
+      </w:tblPr>
+      <w:tblGrid>
+        <w:gridCol w:w="1131"/>
+        <w:gridCol w:w="1131"/>
+        <w:gridCol w:w="1131"/>
+        <w:gridCol w:w="1131"/>
+        <w:gridCol w:w="1131"/>
+        <w:gridCol w:w="1131"/>
+        <w:gridCol w:w="1131"/>
+      </w:tblGrid>
+      <w:tr>
+        <w:trPr>
+          <w:tblHeader w:val="true"/>
+        </w:trPr>
+        <w:tc>
+          <w:tcPr/>
+          <w:p>
+            <w:pPr>
+              <w:pStyle w:val="Compact"/>
+              <w:jc w:val="left"/>
+            </w:pPr>
+            <w:r>
+              <w:t xml:space="preserve">Option</w:t>
+            </w:r>
+          </w:p>
+        </w:tc>
+        <w:tc>
+          <w:tcPr/>
+          <w:p>
+            <w:pPr>
+              <w:pStyle w:val="Compact"/>
+              <w:jc w:val="left"/>
+            </w:pPr>
+            <w:r>
+              <w:t xml:space="preserve">On-time</w:t>
+            </w:r>
+          </w:p>
+        </w:tc>
+        <w:tc>
+          <w:tcPr/>
+          <w:p>
+            <w:pPr>
+              <w:pStyle w:val="Compact"/>
+              <w:jc w:val="left"/>
+            </w:pPr>
+            <w:r>
+              <w:t xml:space="preserve">Penalties avoided</w:t>
+            </w:r>
+          </w:p>
+        </w:tc>
+        <w:tc>
+          <w:tcPr/>
+          <w:p>
+            <w:pPr>
+              <w:pStyle w:val="Compact"/>
+              <w:jc w:val="left"/>
+            </w:pPr>
+            <w:r>
+              <w:t xml:space="preserve">Redeliveries avoided</w:t>
+            </w:r>
+          </w:p>
+        </w:tc>
+        <w:tc>
+          <w:tcPr/>
+          <w:p>
+            <w:pPr>
+              <w:pStyle w:val="Compact"/>
+              <w:jc w:val="left"/>
+            </w:pPr>
+            <w:r>
+              <w:t xml:space="preserve">Cost per year (estimate)</w:t>
+            </w:r>
+          </w:p>
+        </w:tc>
+        <w:tc>
+          <w:tcPr/>
+          <w:p>
+            <w:pPr>
+              <w:pStyle w:val="Compact"/>
+              <w:jc w:val="left"/>
+            </w:pPr>
+            <w:r>
+              <w:t xml:space="preserve">Net benefit</w:t>
+            </w:r>
+          </w:p>
+        </w:tc>
+        <w:tc>
+          <w:tcPr/>
+          <w:p>
+            <w:pPr>
+              <w:pStyle w:val="Compact"/>
+              <w:jc w:val="left"/>
+            </w:pPr>
+            <w:r>
+              <w:t xml:space="preserve">Net, penalties only (cautious)</w:t>
+            </w:r>
+          </w:p>
+        </w:tc>
+      </w:tr>
+      <w:tr>
+        <w:tc>
+          <w:tcPr/>
+          <w:p>
+            <w:pPr>
+              <w:pStyle w:val="Compact"/>
+              <w:jc w:val="left"/>
+            </w:pPr>
+            <w:r>
+              <w:t xml:space="preserve">Routing vendor only (best case)</w:t>
+            </w:r>
+          </w:p>
+        </w:tc>
+        <w:tc>
+          <w:tcPr/>
+          <w:p>
+            <w:pPr>
+              <w:pStyle w:val="Compact"/>
+              <w:jc w:val="left"/>
+            </w:pPr>
+            <w:r>
+              <w:t xml:space="preserve">80.2%</w:t>
+            </w:r>
+          </w:p>
+        </w:tc>
+        <w:tc>
+          <w:tcPr/>
+          <w:p>
+            <w:pPr>
+              <w:pStyle w:val="Compact"/>
+              <w:jc w:val="left"/>
+            </w:pPr>
+            <w:r>
+              <w:t xml:space="preserve">$520K</w:t>
+            </w:r>
+          </w:p>
+        </w:tc>
+        <w:tc>
+          <w:tcPr/>
+          <w:p>
+            <w:pPr>
+              <w:pStyle w:val="Compact"/>
+              <w:jc w:val="left"/>
+            </w:pPr>
+            <w:r>
+              <w:t xml:space="preserve">$314K</w:t>
+            </w:r>
+          </w:p>
+        </w:tc>
+        <w:tc>
+          <w:tcPr/>
+          <w:p>
+            <w:pPr>
+              <w:pStyle w:val="Compact"/>
+              <w:jc w:val="left"/>
+            </w:pPr>
+            <w:r>
+              <w:t xml:space="preserve">$680K (vendor budget)</w:t>
+            </w:r>
+          </w:p>
+        </w:tc>
+        <w:tc>
+          <w:tcPr/>
+          <w:p>
+            <w:pPr>
+              <w:pStyle w:val="Compact"/>
+              <w:jc w:val="left"/>
+            </w:pPr>
+            <w:r>
+              <w:t xml:space="preserve">$154K</w:t>
+            </w:r>
+          </w:p>
+        </w:tc>
+        <w:tc>
+          <w:tcPr/>
+          <w:p>
+            <w:pPr>
+              <w:pStyle w:val="Compact"/>
+              <w:jc w:val="left"/>
+            </w:pPr>
+            <w:r>
+              <w:rPr>
+                <w:bCs/>
+                <w:b/>
+              </w:rPr>
+              <w:t xml:space="preserve">−$160K</w:t>
+            </w:r>
+          </w:p>
+        </w:tc>
+      </w:tr>
+      <w:tr>
+        <w:tc>
+          <w:tcPr/>
+          <w:p>
+            <w:pPr>
+              <w:pStyle w:val="Compact"/>
+              <w:jc w:val="left"/>
+            </w:pPr>
+            <w:r>
+              <w:t xml:space="preserve">3 process fixes (best case)</w:t>
+            </w:r>
+          </w:p>
+        </w:tc>
+        <w:tc>
+          <w:tcPr/>
+          <w:p>
+            <w:pPr>
+              <w:pStyle w:val="Compact"/>
+              <w:jc w:val="left"/>
+            </w:pPr>
+            <w:r>
+              <w:t xml:space="preserve">86.7%</w:t>
+            </w:r>
+          </w:p>
+        </w:tc>
+        <w:tc>
+          <w:tcPr/>
+          <w:p>
+            <w:pPr>
+              <w:pStyle w:val="Compact"/>
+              <w:jc w:val="left"/>
+            </w:pPr>
+            <w:r>
+              <w:t xml:space="preserve">$993K</w:t>
+            </w:r>
+          </w:p>
+        </w:tc>
+        <w:tc>
+          <w:tcPr/>
+          <w:p>
+            <w:pPr>
+              <w:pStyle w:val="Compact"/>
+              <w:jc w:val="left"/>
+            </w:pPr>
+            <w:r>
+              <w:t xml:space="preserve">$516K</w:t>
+            </w:r>
+          </w:p>
+        </w:tc>
+        <w:tc>
+          <w:tcPr/>
+          <w:p>
+            <w:pPr>
+              <w:pStyle w:val="Compact"/>
+              <w:jc w:val="left"/>
+            </w:pPr>
+            <w:r>
+              <w:t xml:space="preserve">$175K</w:t>
+            </w:r>
+          </w:p>
+        </w:tc>
+        <w:tc>
+          <w:tcPr/>
+          <w:p>
+            <w:pPr>
+              <w:pStyle w:val="Compact"/>
+              <w:jc w:val="left"/>
+            </w:pPr>
+            <w:r>
+              <w:t xml:space="preserve">$1.33M</w:t>
+            </w:r>
+          </w:p>
+        </w:tc>
+        <w:tc>
+          <w:tcPr/>
+          <w:p>
+            <w:pPr>
+              <w:pStyle w:val="Compact"/>
+              <w:jc w:val="left"/>
+            </w:pPr>
+            <w:r>
+              <w:t xml:space="preserve">$818K</w:t>
+            </w:r>
+          </w:p>
+        </w:tc>
+      </w:tr>
+      <w:tr>
+        <w:tc>
+          <w:tcPr/>
+          <w:p>
+            <w:pPr>
+              <w:pStyle w:val="Compact"/>
+              <w:jc w:val="left"/>
+            </w:pPr>
+            <w:r>
+              <w:rPr>
+                <w:bCs/>
+                <w:b/>
+              </w:rPr>
+              <w:t xml:space="preserve">All 5 fixes, realistic</w:t>
+            </w:r>
+          </w:p>
+        </w:tc>
+        <w:tc>
+          <w:tcPr/>
+          <w:p>
+            <w:pPr>
+              <w:pStyle w:val="Compact"/>
+              <w:jc w:val="left"/>
+            </w:pPr>
+            <w:r>
+              <w:rPr>
+                <w:bCs/>
+                <w:b/>
+              </w:rPr>
+              <w:t xml:space="preserve">90.2%</w:t>
+            </w:r>
+          </w:p>
+        </w:tc>
+        <w:tc>
+          <w:tcPr/>
+          <w:p>
+            <w:pPr>
+              <w:pStyle w:val="Compact"/>
+              <w:jc w:val="left"/>
+            </w:pPr>
+            <w:r>
+              <w:rPr>
+                <w:bCs/>
+                <w:b/>
+              </w:rPr>
+              <w:t xml:space="preserve">$1.17M</w:t>
+            </w:r>
+          </w:p>
+        </w:tc>
+        <w:tc>
+          <w:tcPr/>
+          <w:p>
+            <w:pPr>
+              <w:pStyle w:val="Compact"/>
+              <w:jc w:val="left"/>
+            </w:pPr>
+            <w:r>
+              <w:rPr>
+                <w:bCs/>
+                <w:b/>
+              </w:rPr>
+              <w:t xml:space="preserve">$633K</w:t>
+            </w:r>
+          </w:p>
+        </w:tc>
+        <w:tc>
+          <w:tcPr/>
+          <w:p>
+            <w:pPr>
+              <w:pStyle w:val="Compact"/>
+              <w:jc w:val="left"/>
+            </w:pPr>
+            <w:r>
+              <w:rPr>
+                <w:bCs/>
+                <w:b/>
+              </w:rPr>
+              <w:t xml:space="preserve">$359K</w:t>
+            </w:r>
+          </w:p>
+        </w:tc>
+        <w:tc>
+          <w:tcPr/>
+          <w:p>
+            <w:pPr>
+              <w:pStyle w:val="Compact"/>
+              <w:jc w:val="left"/>
+            </w:pPr>
+            <w:r>
+              <w:rPr>
+                <w:bCs/>
+                <w:b/>
+              </w:rPr>
+              <w:t xml:space="preserve">$1.44M</w:t>
+            </w:r>
+          </w:p>
+        </w:tc>
+        <w:tc>
+          <w:tcPr/>
+          <w:p>
+            <w:pPr>
+              <w:pStyle w:val="Compact"/>
+              <w:jc w:val="left"/>
+            </w:pPr>
+            <w:r>
+              <w:rPr>
+                <w:bCs/>
+                <w:b/>
+              </w:rPr>
+              <w:t xml:space="preserve">$806K</w:t>
+            </w:r>
+          </w:p>
+        </w:tc>
+      </w:tr>
+      <w:tr>
+        <w:tc>
+          <w:tcPr/>
+          <w:p>
+            <w:pPr>
+              <w:pStyle w:val="Compact"/>
+              <w:jc w:val="left"/>
+            </w:pPr>
+            <w:r>
+              <w:t xml:space="preserve">All 5 fixes, ceiling</w:t>
+            </w:r>
+          </w:p>
+        </w:tc>
+        <w:tc>
+          <w:tcPr/>
+          <w:p>
+            <w:pPr>
+              <w:pStyle w:val="Compact"/>
+              <w:jc w:val="left"/>
+            </w:pPr>
+            <w:r>
+              <w:t xml:space="preserve">99.0%</w:t>
+            </w:r>
+          </w:p>
+        </w:tc>
+        <w:tc>
+          <w:tcPr/>
+          <w:p>
+            <w:pPr>
+              <w:pStyle w:val="Compact"/>
+              <w:jc w:val="left"/>
+            </w:pPr>
+            <w:r>
+              <w:t xml:space="preserve">$1.69M</w:t>
+            </w:r>
+          </w:p>
+        </w:tc>
+        <w:tc>
+          <w:tcPr/>
+          <w:p>
+            <w:pPr>
+              <w:pStyle w:val="Compact"/>
+              <w:jc w:val="left"/>
+            </w:pPr>
+            <w:r>
+              <w:t xml:space="preserve">$920K</w:t>
+            </w:r>
+          </w:p>
+        </w:tc>
+        <w:tc>
+          <w:tcPr/>
+          <w:p>
+            <w:pPr>
+              <w:pStyle w:val="Compact"/>
+              <w:jc w:val="left"/>
+            </w:pPr>
+            <w:r>
+              <w:t xml:space="preserve">$359K</w:t>
+            </w:r>
+          </w:p>
+        </w:tc>
+        <w:tc>
+          <w:tcPr/>
+          <w:p>
+            <w:pPr>
+              <w:pStyle w:val="Compact"/>
+              <w:jc w:val="left"/>
+            </w:pPr>
+            <w:r>
+              <w:t xml:space="preserve">$2.25M</w:t>
+            </w:r>
+          </w:p>
+        </w:tc>
+        <w:tc>
+          <w:tcPr/>
+          <w:p>
+            <w:pPr>
+              <w:pStyle w:val="Compact"/>
+              <w:jc w:val="left"/>
+            </w:pPr>
+            <w:r>
+              <w:t xml:space="preserve">$1.33M</w:t>
+            </w:r>
+          </w:p>
+        </w:tc>
+      </w:tr>
+    </w:tbl>
+    <w:p>
+      <w:pPr>
+        <w:pStyle w:val="BodyText"/>
+      </w:pPr>
       <w:r>
         <w:rPr>
           <w:bCs/>
           <w:b/>
         </w:rPr>
-        <w:t xml:space="preserve">12 of the 34 complaints say</w:t>
+        <w:t xml:space="preserve">What this shows</w:t>
+      </w:r>
+      <w:r>
+        <w:t xml:space="preserve"> </w:t>
+      </w:r>
+      <w:r>
+        <w:t xml:space="preserve">- Even on the cautious view (penalties only, ignoring redelivery costs), the routing vendor</w:t>
+      </w:r>
+      <w:r>
+        <w:t xml:space="preserve"> </w:t>
       </w:r>
       <w:r>
         <w:rPr>
           <w:bCs/>
           <w:b/>
         </w:rPr>
+        <w:t xml:space="preserve">does not pay for itself in year one</w:t>
+      </w:r>
+      <w:r>
+        <w:t xml:space="preserve">.</w:t>
+      </w:r>
+      <w:r>
+        <w:t xml:space="preserve"> </w:t>
+      </w:r>
+      <w:r>
+        <w:t xml:space="preserve">- Our realistic plan gives about</w:t>
+      </w:r>
+      <w:r>
         <w:t xml:space="preserve"> </w:t>
       </w:r>
       <w:r>
@@ -1404,83 +2257,276 @@
           <w:bCs/>
           <w:b/>
         </w:rPr>
-        <w:t xml:space="preserve">“</w:t>
-      </w:r>
+        <w:t xml:space="preserve">$0.8M–$1.4M a year net</w:t>
+      </w:r>
+      <w:r>
+        <w:t xml:space="preserve">, before counting the $14.2M of</w:t>
+      </w:r>
+      <w:r>
+        <w:t xml:space="preserve"> </w:t>
+      </w:r>
+      <w:r>
+        <w:t xml:space="preserve">revenue at risk.</w:t>
+      </w:r>
+    </w:p>
+    <w:p>
+      <w:pPr>
+        <w:pStyle w:val="BodyText"/>
+      </w:pPr>
       <w:r>
         <w:rPr>
           <w:bCs/>
           <w:b/>
         </w:rPr>
-        <w:t xml:space="preserve">nobody told us it would be late</w:t>
-      </w:r>
-      <w:r>
-        <w:rPr>
-          <w:bCs/>
-          <w:b/>
-        </w:rPr>
-        <w:t xml:space="preserve">”</w:t>
-      </w:r>
-      <w:r>
-        <w:rPr>
-          <w:bCs/>
-          <w:b/>
-        </w:rPr>
-        <w:t xml:space="preserve">.</w:t>
-      </w:r>
-      <w:r>
-        <w:t xml:space="preserve"> </w:t>
-      </w:r>
-      <w:r>
-        <w:t xml:space="preserve">Even when a delay can’t be</w:t>
-      </w:r>
-      <w:r>
-        <w:t xml:space="preserve"> </w:t>
-      </w:r>
-      <w:r>
-        <w:t xml:space="preserve">avoided, telling the client early would stop many complaints.</w:t>
-      </w:r>
-      <w:r>
-        <w:t xml:space="preserve"> </w:t>
-      </w:r>
-      <w:r>
-        <w:t xml:space="preserve">- The 9 at-risk clients see the same problems as everyone else (71% on time). Three of them</w:t>
-      </w:r>
-      <w:r>
-        <w:t xml:space="preserve"> </w:t>
-      </w:r>
-      <w:r>
-        <w:t xml:space="preserve">(C055, C190, C263) order by email, and</w:t>
-      </w:r>
-      <w:r>
-        <w:t xml:space="preserve"> </w:t>
-      </w:r>
-      <w:r>
-        <w:rPr>
-          <w:bCs/>
-          <w:b/>
-        </w:rPr>
-        <w:t xml:space="preserve">about a quarter of their orders arrive with an</w:t>
-      </w:r>
-      <w:r>
-        <w:rPr>
-          <w:bCs/>
-          <w:b/>
-        </w:rPr>
-        <w:t xml:space="preserve"> </w:t>
-      </w:r>
-      <w:r>
-        <w:rPr>
-          <w:bCs/>
-          <w:b/>
-        </w:rPr>
-        <w:t xml:space="preserve">incomplete address</w:t>
-      </w:r>
-      <w:r>
-        <w:t xml:space="preserve">.</w:t>
+        <w:t xml:space="preserve">Our assumptions (please challenge them):</w:t>
       </w:r>
     </w:p>
-    <w:bookmarkEnd w:id="43"/>
-    <w:bookmarkStart w:id="44" w:name="X8f4bd88ae3323e4132763072affbeded14963bf"/>
+    <w:tbl>
+      <w:tblPr>
+        <w:tblStyle w:val="Table"/>
+        <w:tblW w:type="pct" w:w="5000"/>
+        <w:tblLook w:firstRow="1" w:lastRow="0" w:firstColumn="0" w:lastColumn="0" w:noHBand="0" w:noVBand="0" w:val="0020"/>
+        <w:jc w:val="start"/>
+      </w:tblPr>
+      <w:tblGrid>
+        <w:gridCol w:w="2640"/>
+        <w:gridCol w:w="2640"/>
+        <w:gridCol w:w="2640"/>
+      </w:tblGrid>
+      <w:tr>
+        <w:trPr>
+          <w:tblHeader w:val="true"/>
+        </w:trPr>
+        <w:tc>
+          <w:tcPr/>
+          <w:p>
+            <w:pPr>
+              <w:pStyle w:val="Compact"/>
+              <w:jc w:val="left"/>
+            </w:pPr>
+            <w:r>
+              <w:t xml:space="preserve">Fix</w:t>
+            </w:r>
+          </w:p>
+        </w:tc>
+        <w:tc>
+          <w:tcPr/>
+          <w:p>
+            <w:pPr>
+              <w:pStyle w:val="Compact"/>
+              <w:jc w:val="left"/>
+            </w:pPr>
+            <w:r>
+              <w:t xml:space="preserve">Assumed effectiveness (realistic case)</w:t>
+            </w:r>
+          </w:p>
+        </w:tc>
+        <w:tc>
+          <w:tcPr/>
+          <w:p>
+            <w:pPr>
+              <w:pStyle w:val="Compact"/>
+              <w:jc w:val="left"/>
+            </w:pPr>
+            <w:r>
+              <w:t xml:space="preserve">Assumed cost per year</w:t>
+            </w:r>
+          </w:p>
+        </w:tc>
+      </w:tr>
+      <w:tr>
+        <w:tc>
+          <w:tcPr/>
+          <w:p>
+            <w:pPr>
+              <w:pStyle w:val="Compact"/>
+              <w:jc w:val="left"/>
+            </w:pPr>
+            <w:r>
+              <w:t xml:space="preserve">Order Intake Agent (addresses)</w:t>
+            </w:r>
+          </w:p>
+        </w:tc>
+        <w:tc>
+          <w:tcPr/>
+          <w:p>
+            <w:pPr>
+              <w:pStyle w:val="Compact"/>
+              <w:jc w:val="left"/>
+            </w:pPr>
+            <w:r>
+              <w:t xml:space="preserve">80% of gaps caught</w:t>
+            </w:r>
+          </w:p>
+        </w:tc>
+        <w:tc>
+          <w:tcPr/>
+          <w:p>
+            <w:pPr>
+              <w:pStyle w:val="Compact"/>
+              <w:jc w:val="left"/>
+            </w:pPr>
+            <w:r>
+              <w:t xml:space="preserve">$60K (build + Bedrock + support)</w:t>
+            </w:r>
+          </w:p>
+        </w:tc>
+      </w:tr>
+      <w:tr>
+        <w:tc>
+          <w:tcPr/>
+          <w:p>
+            <w:pPr>
+              <w:pStyle w:val="Compact"/>
+              <w:jc w:val="left"/>
+            </w:pPr>
+            <w:r>
+              <w:t xml:space="preserve">Same-day: second pick wave or honest promise</w:t>
+            </w:r>
+          </w:p>
+        </w:tc>
+        <w:tc>
+          <w:tcPr/>
+          <w:p>
+            <w:pPr>
+              <w:pStyle w:val="Compact"/>
+              <w:jc w:val="left"/>
+            </w:pPr>
+            <w:r>
+              <w:t xml:space="preserve">70%</w:t>
+            </w:r>
+          </w:p>
+        </w:tc>
+        <w:tc>
+          <w:tcPr/>
+          <w:p>
+            <w:pPr>
+              <w:pStyle w:val="Compact"/>
+              <w:jc w:val="left"/>
+            </w:pPr>
+            <w:r>
+              <w:t xml:space="preserve">$65K (about 2 extra hours a day at 5 warehouses)</w:t>
+            </w:r>
+          </w:p>
+        </w:tc>
+      </w:tr>
+      <w:tr>
+        <w:tc>
+          <w:tcPr/>
+          <w:p>
+            <w:pPr>
+              <w:pStyle w:val="Compact"/>
+              <w:jc w:val="left"/>
+            </w:pPr>
+            <w:r>
+              <w:t xml:space="preserve">Monthly stock rebalancing</w:t>
+            </w:r>
+          </w:p>
+        </w:tc>
+        <w:tc>
+          <w:tcPr/>
+          <w:p>
+            <w:pPr>
+              <w:pStyle w:val="Compact"/>
+              <w:jc w:val="left"/>
+            </w:pPr>
+            <w:r>
+              <w:t xml:space="preserve">50%</w:t>
+            </w:r>
+          </w:p>
+        </w:tc>
+        <w:tc>
+          <w:tcPr/>
+          <w:p>
+            <w:pPr>
+              <w:pStyle w:val="Compact"/>
+              <w:jc w:val="left"/>
+            </w:pPr>
+            <w:r>
+              <w:t xml:space="preserve">$50K (extra transfers)</w:t>
+            </w:r>
+          </w:p>
+        </w:tc>
+      </w:tr>
+      <w:tr>
+        <w:tc>
+          <w:tcPr/>
+          <w:p>
+            <w:pPr>
+              <w:pStyle w:val="Compact"/>
+              <w:jc w:val="left"/>
+            </w:pPr>
+            <w:r>
+              <w:t xml:space="preserve">Carrier choice by lane</w:t>
+            </w:r>
+          </w:p>
+        </w:tc>
+        <w:tc>
+          <w:tcPr/>
+          <w:p>
+            <w:pPr>
+              <w:pStyle w:val="Compact"/>
+              <w:jc w:val="left"/>
+            </w:pPr>
+            <w:r>
+              <w:t xml:space="preserve">90%</w:t>
+            </w:r>
+          </w:p>
+        </w:tc>
+        <w:tc>
+          <w:tcPr/>
+          <w:p>
+            <w:pPr>
+              <w:pStyle w:val="Compact"/>
+              <w:jc w:val="left"/>
+            </w:pPr>
+            <w:r>
+              <w:t xml:space="preserve">$84K (higher rates; calculated from the rate card)</w:t>
+            </w:r>
+          </w:p>
+        </w:tc>
+      </w:tr>
+      <w:tr>
+        <w:tc>
+          <w:tcPr/>
+          <w:p>
+            <w:pPr>
+              <w:pStyle w:val="Compact"/>
+              <w:jc w:val="left"/>
+            </w:pPr>
+            <w:r>
+              <w:t xml:space="preserve">Route discipline / small routing pilot</w:t>
+            </w:r>
+          </w:p>
+        </w:tc>
+        <w:tc>
+          <w:tcPr/>
+          <w:p>
+            <w:pPr>
+              <w:pStyle w:val="Compact"/>
+              <w:jc w:val="left"/>
+            </w:pPr>
+            <w:r>
+              <w:t xml:space="preserve">50%</w:t>
+            </w:r>
+          </w:p>
+        </w:tc>
+        <w:tc>
+          <w:tcPr/>
+          <w:p>
+            <w:pPr>
+              <w:pStyle w:val="Compact"/>
+              <w:jc w:val="left"/>
+            </w:pPr>
+            <w:r>
+              <w:t xml:space="preserve">$100K</w:t>
+            </w:r>
+          </w:p>
+        </w:tc>
+      </w:tr>
+    </w:tbl>
+    <w:bookmarkEnd w:id="48"/>
+    <w:bookmarkStart w:id="49" w:name="X8f4bd88ae3323e4132763072affbeded14963bf"/>
     <w:p>
       <w:pPr>
         <w:pStyle w:val="Heading2"/>
@@ -1574,7 +2620,7 @@
               <w:t xml:space="preserve">”</w:t>
             </w:r>
             <w:r>
-              <w:t xml:space="preserve">. Those deliveries are 75% on time, so it doesn’t change the picture</w:t>
+              <w:t xml:space="preserve">. Those deliveries are 75% on time</w:t>
             </w:r>
           </w:p>
         </w:tc>
@@ -1615,7 +2661,7 @@
               <w:t xml:space="preserve"> </w:t>
             </w:r>
             <w:r>
-              <w:t xml:space="preserve">is unique. Flagged as a question for the client</w:t>
+              <w:t xml:space="preserve">is unique. Asked the client</w:t>
             </w:r>
           </w:p>
         </w:tc>
@@ -1641,7 +2687,25 @@
               <w:jc w:val="left"/>
             </w:pPr>
             <w:r>
-              <w:t xml:space="preserve">Looks like a recording rule. Asked the client (question 7)</w:t>
+              <w:t xml:space="preserve">Looks like a recording rule. Asked the client; we show</w:t>
+            </w:r>
+            <w:r>
+              <w:t xml:space="preserve"> </w:t>
+            </w:r>
+            <w:r>
+              <w:t xml:space="preserve">“</w:t>
+            </w:r>
+            <w:r>
+              <w:t xml:space="preserve">penalties only</w:t>
+            </w:r>
+            <w:r>
+              <w:t xml:space="preserve">”</w:t>
+            </w:r>
+            <w:r>
+              <w:t xml:space="preserve"> </w:t>
+            </w:r>
+            <w:r>
+              <w:t xml:space="preserve">figures too</w:t>
             </w:r>
           </w:p>
         </w:tc>
@@ -1655,41 +2719,6 @@
               <w:jc w:val="left"/>
             </w:pPr>
             <w:r>
-              <w:rPr>
-                <w:rStyle w:val="VerbatimChar"/>
-              </w:rPr>
-              <w:t xml:space="preserve">email_format_id</w:t>
-            </w:r>
-            <w:r>
-              <w:t xml:space="preserve"> </w:t>
-            </w:r>
-            <w:r>
-              <w:t xml:space="preserve">is blank for EDI/API</w:t>
-            </w:r>
-          </w:p>
-        </w:tc>
-        <w:tc>
-          <w:tcPr/>
-          <w:p>
-            <w:pPr>
-              <w:pStyle w:val="Compact"/>
-              <w:jc w:val="left"/>
-            </w:pPr>
-            <w:r>
-              <w:t xml:space="preserve">Expected; only email orders have a layout</w:t>
-            </w:r>
-          </w:p>
-        </w:tc>
-      </w:tr>
-      <w:tr>
-        <w:tc>
-          <w:tcPr/>
-          <w:p>
-            <w:pPr>
-              <w:pStyle w:val="Compact"/>
-              <w:jc w:val="left"/>
-            </w:pPr>
-            <w:r>
               <w:t xml:space="preserve">The 14 email layouts all perform about the same (69–73%)</w:t>
             </w:r>
           </w:p>
@@ -1702,7 +2731,7 @@
               <w:jc w:val="left"/>
             </w:pPr>
             <w:r>
-              <w:t xml:space="preserve">The layout itself is not the problem; missing address fields are</w:t>
+              <w:t xml:space="preserve">The layout is not the problem; missing address fields are</w:t>
             </w:r>
           </w:p>
         </w:tc>
@@ -1758,8 +2787,8 @@
         </w:tc>
       </w:tr>
     </w:tbl>
-    <w:bookmarkEnd w:id="44"/>
-    <w:bookmarkStart w:id="48" w:name="X46c694b82dd4d012d9d295a05285322fe4c2fd0"/>
+    <w:bookmarkEnd w:id="49"/>
+    <w:bookmarkStart w:id="53" w:name="X46c694b82dd4d012d9d295a05285322fe4c2fd0"/>
     <w:p>
       <w:pPr>
         <w:pStyle w:val="Heading2"/>
@@ -1775,20 +2804,20 @@
       <w:r>
         <w:drawing>
           <wp:inline>
-            <wp:extent cx="5334000" cy="4185046"/>
+            <wp:extent cx="5334000" cy="3109288"/>
             <wp:effectExtent b="0" l="0" r="0" t="0"/>
-            <wp:docPr descr="" title="" id="46" name="Picture"/>
+            <wp:docPr descr="" title="" id="51" name="Picture"/>
             <a:graphic>
               <a:graphicData uri="http://schemas.openxmlformats.org/drawingml/2006/picture">
                 <pic:pic>
                   <pic:nvPicPr>
-                    <pic:cNvPr descr="/tmp/tmpb7fcviaa/03-what-the-data-says-7.png" id="47" name="Picture"/>
+                    <pic:cNvPr descr="/tmp/tmpm33eht53/03-what-the-data-says-8.png" id="52" name="Picture"/>
                     <pic:cNvPicPr>
                       <a:picLocks noChangeArrowheads="1" noChangeAspect="1"/>
                     </pic:cNvPicPr>
                   </pic:nvPicPr>
                   <pic:blipFill>
-                    <a:blip r:embed="rId45"/>
+                    <a:blip r:embed="rId50"/>
                     <a:stretch>
                       <a:fillRect/>
                     </a:stretch>
@@ -1796,7 +2825,7 @@
                   <pic:spPr bwMode="auto">
                     <a:xfrm>
                       <a:off x="0" y="0"/>
-                      <a:ext cx="5334000" cy="4185046"/>
+                      <a:ext cx="5334000" cy="3109288"/>
                     </a:xfrm>
                     <a:prstGeom prst="rect">
                       <a:avLst/>
@@ -1851,19 +2880,25 @@
         <w:t xml:space="preserve"> </w:t>
       </w:r>
       <w:r>
-        <w:t xml:space="preserve">1. Fix the cheaper causes first; they are about two-thirds of the problem.</w:t>
-      </w:r>
-      <w:r>
-        <w:t xml:space="preserve"> </w:t>
-      </w:r>
-      <w:r>
-        <w:t xml:space="preserve">2. Choose carriers by region.</w:t>
-      </w:r>
-      <w:r>
-        <w:t xml:space="preserve"> </w:t>
-      </w:r>
-      <w:r>
-        <w:t xml:space="preserve">3. Then test routing software only where routes are actually the problem.</w:t>
+        <w:t xml:space="preserve">1. Fix the cheaper causes first.</w:t>
+      </w:r>
+      <w:r>
+        <w:t xml:space="preserve"> </w:t>
+      </w:r>
+      <w:r>
+        <w:t xml:space="preserve">2. Choose carriers by lane.</w:t>
+      </w:r>
+      <w:r>
+        <w:t xml:space="preserve"> </w:t>
+      </w:r>
+      <w:r>
+        <w:t xml:space="preserve">3. Tell at-risk clients about delays now.</w:t>
+      </w:r>
+      <w:r>
+        <w:t xml:space="preserve"> </w:t>
+      </w:r>
+      <w:r>
+        <w:t xml:space="preserve">4. Only then test routing software, where routes are really the problem.</w:t>
       </w:r>
     </w:p>
     <w:p>
@@ -1871,11 +2906,11 @@
         <w:pStyle w:val="BodyText"/>
       </w:pPr>
       <w:r>
-        <w:t xml:space="preserve">That protects the $14.2M at risk without spending $680K on the smallest cause.</w:t>
+        <w:t xml:space="preserve">Each step is measured, so leadership can see the number move before spending more.</w:t>
       </w:r>
     </w:p>
-    <w:bookmarkEnd w:id="48"/>
-    <w:bookmarkEnd w:id="49"/>
+    <w:bookmarkEnd w:id="53"/>
+    <w:bookmarkEnd w:id="54"/>
     <w:sectPr/>
   </w:body>
 </w:document>

--- a/docs/downloads/03-what-the-data-says.docx
+++ b/docs/downloads/03-what-the-data-says.docx
@@ -88,7 +88,7 @@
               <a:graphicData uri="http://schemas.openxmlformats.org/drawingml/2006/picture">
                 <pic:pic>
                   <pic:nvPicPr>
-                    <pic:cNvPr descr="/tmp/tmpm33eht53/03-what-the-data-says-1.png" id="22" name="Picture"/>
+                    <pic:cNvPr descr="/tmp/tmp57pkfi58/03-what-the-data-says-1.png" id="22" name="Picture"/>
                     <pic:cNvPicPr>
                       <a:picLocks noChangeArrowheads="1" noChangeAspect="1"/>
                     </pic:cNvPicPr>
@@ -355,7 +355,7 @@
               <a:graphicData uri="http://schemas.openxmlformats.org/drawingml/2006/picture">
                 <pic:pic>
                   <pic:nvPicPr>
-                    <pic:cNvPr descr="/tmp/tmpm33eht53/03-what-the-data-says-2.png" id="26" name="Picture"/>
+                    <pic:cNvPr descr="/tmp/tmp57pkfi58/03-what-the-data-says-2.png" id="26" name="Picture"/>
                     <pic:cNvPicPr>
                       <a:picLocks noChangeArrowheads="1" noChangeAspect="1"/>
                     </pic:cNvPicPr>
@@ -480,7 +480,7 @@
               <a:graphicData uri="http://schemas.openxmlformats.org/drawingml/2006/picture">
                 <pic:pic>
                   <pic:nvPicPr>
-                    <pic:cNvPr descr="/tmp/tmpm33eht53/03-what-the-data-says-3.png" id="30" name="Picture"/>
+                    <pic:cNvPr descr="/tmp/tmp57pkfi58/03-what-the-data-says-3.png" id="30" name="Picture"/>
                     <pic:cNvPicPr>
                       <a:picLocks noChangeArrowheads="1" noChangeAspect="1"/>
                     </pic:cNvPicPr>
@@ -1102,7 +1102,7 @@
               <a:graphicData uri="http://schemas.openxmlformats.org/drawingml/2006/picture">
                 <pic:pic>
                   <pic:nvPicPr>
-                    <pic:cNvPr descr="/tmp/tmpm33eht53/03-what-the-data-says-4.png" id="34" name="Picture"/>
+                    <pic:cNvPr descr="/tmp/tmp57pkfi58/03-what-the-data-says-4.png" id="34" name="Picture"/>
                     <pic:cNvPicPr>
                       <a:picLocks noChangeArrowheads="1" noChangeAspect="1"/>
                     </pic:cNvPicPr>
@@ -1319,7 +1319,7 @@
               <a:graphicData uri="http://schemas.openxmlformats.org/drawingml/2006/picture">
                 <pic:pic>
                   <pic:nvPicPr>
-                    <pic:cNvPr descr="/tmp/tmpm33eht53/03-what-the-data-says-5.png" id="38" name="Picture"/>
+                    <pic:cNvPr descr="/tmp/tmp57pkfi58/03-what-the-data-says-5.png" id="38" name="Picture"/>
                     <pic:cNvPicPr>
                       <a:picLocks noChangeArrowheads="1" noChangeAspect="1"/>
                     </pic:cNvPicPr>
@@ -1451,7 +1451,7 @@
               <a:graphicData uri="http://schemas.openxmlformats.org/drawingml/2006/picture">
                 <pic:pic>
                   <pic:nvPicPr>
-                    <pic:cNvPr descr="/tmp/tmpm33eht53/03-what-the-data-says-6.png" id="42" name="Picture"/>
+                    <pic:cNvPr descr="/tmp/tmp57pkfi58/03-what-the-data-says-6.png" id="42" name="Picture"/>
                     <pic:cNvPicPr>
                       <a:picLocks noChangeArrowheads="1" noChangeAspect="1"/>
                     </pic:cNvPicPr>
@@ -1584,7 +1584,7 @@
               <a:graphicData uri="http://schemas.openxmlformats.org/drawingml/2006/picture">
                 <pic:pic>
                   <pic:nvPicPr>
-                    <pic:cNvPr descr="/tmp/tmpm33eht53/03-what-the-data-says-7.png" id="46" name="Picture"/>
+                    <pic:cNvPr descr="/tmp/tmp57pkfi58/03-what-the-data-says-7.png" id="46" name="Picture"/>
                     <pic:cNvPicPr>
                       <a:picLocks noChangeArrowheads="1" noChangeAspect="1"/>
                     </pic:cNvPicPr>
@@ -2811,7 +2811,7 @@
               <a:graphicData uri="http://schemas.openxmlformats.org/drawingml/2006/picture">
                 <pic:pic>
                   <pic:nvPicPr>
-                    <pic:cNvPr descr="/tmp/tmpm33eht53/03-what-the-data-says-8.png" id="52" name="Picture"/>
+                    <pic:cNvPr descr="/tmp/tmp57pkfi58/03-what-the-data-says-8.png" id="52" name="Picture"/>
                     <pic:cNvPicPr>
                       <a:picLocks noChangeArrowheads="1" noChangeAspect="1"/>
                     </pic:cNvPicPr>
